--- a/Java/Java-Basics.docx
+++ b/Java/Java-Basics.docx
@@ -884,11 +884,9 @@
       <w:r>
         <w:t xml:space="preserve">The static method </w:t>
       </w:r>
-      <w:proofErr w:type="spellStart"/>
-      <w:r>
-        <w:t>can not</w:t>
-      </w:r>
-      <w:proofErr w:type="spellEnd"/>
+      <w:r>
+        <w:t>cannot</w:t>
+      </w:r>
       <w:r>
         <w:t xml:space="preserve"> use non static data member or call non-static method directly.</w:t>
       </w:r>
@@ -974,11 +972,9 @@
       <w:r>
         <w:t xml:space="preserve"> not </w:t>
       </w:r>
-      <w:proofErr w:type="spellStart"/>
-      <w:r>
-        <w:t>required</w:t>
-      </w:r>
-      <w:proofErr w:type="spellEnd"/>
+      <w:r>
+        <w:t>require</w:t>
+      </w:r>
       <w:r>
         <w:t xml:space="preserve"> to call a static method.</w:t>
       </w:r>
@@ -1427,6 +1423,7 @@
           <w:rFonts w:ascii="Times New Roman" w:hAnsi="Times New Roman" w:cs="Times New Roman"/>
           <w:kern w:val="0"/>
         </w:rPr>
+        <w:lastRenderedPageBreak/>
         <w:t xml:space="preserve">    </w:t>
       </w:r>
       <w:r>
@@ -5569,6 +5566,123 @@
         </w:rPr>
         <w:t>();</w:t>
       </w:r>
+    </w:p>
+    <w:p>
+      <w:pPr>
+        <w:pStyle w:val="ListParagraph"/>
+        <w:shd w:val="clear" w:color="auto" w:fill="FFFFFF"/>
+        <w:spacing w:after="0" w:line="240" w:lineRule="auto"/>
+        <w:rPr>
+          <w:rFonts w:ascii="Source Code Pro" w:eastAsia="Times New Roman" w:hAnsi="Source Code Pro" w:cs="Times New Roman"/>
+          <w:color w:val="080808"/>
+          <w:kern w:val="0"/>
+          <w:sz w:val="21"/>
+          <w:szCs w:val="21"/>
+          <w:lang w:eastAsia="en-IN"/>
+          <w14:ligatures w14:val="none"/>
+        </w:rPr>
+      </w:pPr>
+    </w:p>
+    <w:p>
+      <w:pPr>
+        <w:pStyle w:val="ListParagraph"/>
+        <w:shd w:val="clear" w:color="auto" w:fill="FFFFFF"/>
+        <w:spacing w:after="0" w:line="240" w:lineRule="auto"/>
+        <w:rPr>
+          <w:rFonts w:ascii="Source Code Pro" w:eastAsia="Times New Roman" w:hAnsi="Source Code Pro" w:cs="Times New Roman"/>
+          <w:i/>
+          <w:iCs/>
+          <w:color w:val="080808"/>
+          <w:kern w:val="0"/>
+          <w:sz w:val="21"/>
+          <w:szCs w:val="21"/>
+          <w:lang w:eastAsia="en-IN"/>
+          <w14:ligatures w14:val="none"/>
+        </w:rPr>
+      </w:pPr>
+      <w:r>
+        <w:rPr>
+          <w:rFonts w:ascii="Source Code Pro" w:eastAsia="Times New Roman" w:hAnsi="Source Code Pro" w:cs="Times New Roman"/>
+          <w:color w:val="080808"/>
+          <w:kern w:val="0"/>
+          <w:sz w:val="21"/>
+          <w:szCs w:val="21"/>
+          <w:lang w:eastAsia="en-IN"/>
+          <w14:ligatures w14:val="none"/>
+        </w:rPr>
+        <w:tab/>
+      </w:r>
+      <w:r>
+        <w:rPr>
+          <w:rFonts w:ascii="Source Code Pro" w:eastAsia="Times New Roman" w:hAnsi="Source Code Pro" w:cs="Times New Roman"/>
+          <w:i/>
+          <w:iCs/>
+          <w:color w:val="080808"/>
+          <w:kern w:val="0"/>
+          <w:sz w:val="21"/>
+          <w:szCs w:val="21"/>
+          <w:lang w:eastAsia="en-IN"/>
+          <w14:ligatures w14:val="none"/>
+        </w:rPr>
+        <w:t xml:space="preserve">// </w:t>
+      </w:r>
+      <w:r>
+        <w:rPr>
+          <w:rFonts w:ascii="Source Code Pro" w:eastAsia="Times New Roman" w:hAnsi="Source Code Pro" w:cs="Times New Roman"/>
+          <w:i/>
+          <w:iCs/>
+          <w:color w:val="080808"/>
+          <w:kern w:val="0"/>
+          <w:sz w:val="21"/>
+          <w:szCs w:val="21"/>
+          <w:lang w:eastAsia="en-IN"/>
+          <w14:ligatures w14:val="none"/>
+        </w:rPr>
+        <w:t xml:space="preserve">This calls the </w:t>
+      </w:r>
+      <w:r>
+        <w:rPr>
+          <w:i/>
+          <w:iCs/>
+        </w:rPr>
+        <w:t>Derived</w:t>
+      </w:r>
+      <w:r>
+        <w:rPr>
+          <w:i/>
+          <w:iCs/>
+        </w:rPr>
+        <w:t xml:space="preserve"> display</w:t>
+      </w:r>
+    </w:p>
+    <w:p>
+      <w:pPr>
+        <w:pStyle w:val="ListParagraph"/>
+        <w:shd w:val="clear" w:color="auto" w:fill="FFFFFF"/>
+        <w:spacing w:after="0" w:line="240" w:lineRule="auto"/>
+        <w:ind w:left="1440"/>
+        <w:rPr>
+          <w:rFonts w:ascii="Source Code Pro" w:eastAsia="Times New Roman" w:hAnsi="Source Code Pro" w:cs="Times New Roman"/>
+          <w:color w:val="080808"/>
+          <w:kern w:val="0"/>
+          <w:sz w:val="21"/>
+          <w:szCs w:val="21"/>
+          <w:lang w:eastAsia="en-IN"/>
+          <w14:ligatures w14:val="none"/>
+        </w:rPr>
+      </w:pPr>
+      <w:r>
+        <w:rPr>
+          <w:rFonts w:ascii="Source Code Pro" w:eastAsia="Times New Roman" w:hAnsi="Source Code Pro" w:cs="Times New Roman"/>
+          <w:color w:val="080808"/>
+          <w:kern w:val="0"/>
+          <w:sz w:val="21"/>
+          <w:szCs w:val="21"/>
+          <w:lang w:eastAsia="en-IN"/>
+          <w14:ligatures w14:val="none"/>
+        </w:rPr>
+        <w:t>((Derived)obj1).display() ;</w:t>
+      </w:r>
       <w:r>
         <w:rPr>
           <w:rFonts w:ascii="Source Code Pro" w:eastAsia="Times New Roman" w:hAnsi="Source Code Pro" w:cs="Times New Roman"/>
@@ -5719,6 +5833,11 @@
     </w:p>
     <w:p>
       <w:r>
+        <w:t>Static or class method from Derived</w:t>
+      </w:r>
+    </w:p>
+    <w:p>
+      <w:r>
         <w:t>Non-static or Instance method from Derived</w:t>
       </w:r>
     </w:p>
@@ -5745,6 +5864,7 @@
     </w:p>
     <w:p>
       <w:r>
+        <w:lastRenderedPageBreak/>
         <w:t>This feature was introduced in Java 5.</w:t>
       </w:r>
     </w:p>
@@ -5865,7 +5985,6 @@
           <w:lang w:eastAsia="en-IN"/>
           <w14:ligatures w14:val="none"/>
         </w:rPr>
-        <w:lastRenderedPageBreak/>
         <w:t>}</w:t>
       </w:r>
     </w:p>
@@ -8260,4 +8379,10 @@
     </a:ext>
   </a:extLst>
 </a:theme>
+</file>
+
+<file path=docMetadata/LabelInfo.xml><?xml version="1.0" encoding="utf-8"?>
+<clbl:labelList xmlns:clbl="http://schemas.microsoft.com/office/2020/mipLabelMetadata">
+  <clbl:label id="{6f6b1f18-f556-4b39-a158-6b6d47ff40df}" enabled="1" method="Standard" siteId="{f5d3bd9c-a8c2-4efc-9493-ddf2d4b42f17}" contentBits="0" removed="0"/>
+</clbl:labelList>
 </file>
--- a/Java/Java-Basics.docx
+++ b/Java/Java-Basics.docx
@@ -730,14 +730,12 @@
         </w:rPr>
         <w:t xml:space="preserve">(like your own custom </w:t>
       </w:r>
-      <w:proofErr w:type="gramStart"/>
-      <w:r>
-        <w:rPr>
-          <w:lang w:val="en-US"/>
-        </w:rPr>
-        <w:t>classes ,</w:t>
-      </w:r>
-      <w:proofErr w:type="gramEnd"/>
+      <w:r>
+        <w:rPr>
+          <w:lang w:val="en-US"/>
+        </w:rPr>
+        <w:t>classes,</w:t>
+      </w:r>
       <w:r>
         <w:rPr>
           <w:lang w:val="en-US"/>
@@ -793,7 +791,7 @@
         <w:rPr>
           <w:lang w:val="en-US"/>
         </w:rPr>
-        <w:t>hierarchy  :</w:t>
+        <w:t>hierarchy :</w:t>
       </w:r>
       <w:proofErr w:type="gramEnd"/>
       <w:r>
@@ -1001,22 +999,28 @@
           <w:bCs/>
           <w:lang w:val="en-US"/>
         </w:rPr>
-        <w:t>first ,</w:t>
+        <w:t>first,</w:t>
+      </w:r>
+      <w:r>
+        <w:rPr>
+          <w:b/>
+          <w:bCs/>
+          <w:lang w:val="en-US"/>
+        </w:rPr>
+        <w:t xml:space="preserve">  </w:t>
+      </w:r>
+      <w:r>
+        <w:rPr>
+          <w:lang w:val="en-US"/>
+        </w:rPr>
+        <w:t>Parent</w:t>
       </w:r>
       <w:proofErr w:type="gramEnd"/>
       <w:r>
         <w:rPr>
-          <w:b/>
-          <w:bCs/>
-          <w:lang w:val="en-US"/>
-        </w:rPr>
-        <w:t xml:space="preserve">  </w:t>
-      </w:r>
-      <w:r>
-        <w:rPr>
-          <w:lang w:val="en-US"/>
-        </w:rPr>
-        <w:t xml:space="preserve">Parent tries to load </w:t>
+          <w:lang w:val="en-US"/>
+        </w:rPr>
+        <w:t xml:space="preserve"> tries to load </w:t>
       </w:r>
       <w:proofErr w:type="gramStart"/>
       <w:r>
@@ -1084,16 +1088,8 @@
         <w:rPr>
           <w:lang w:val="en-US"/>
         </w:rPr>
-        <w:t>String s = new String("Hello"</w:t>
-      </w:r>
-      <w:proofErr w:type="gramStart"/>
-      <w:r>
-        <w:rPr>
-          <w:lang w:val="en-US"/>
-        </w:rPr>
-        <w:t>);</w:t>
-      </w:r>
-      <w:proofErr w:type="gramEnd"/>
+        <w:t>String s = new String("Hello");</w:t>
+      </w:r>
     </w:p>
     <w:p>
       <w:pPr>
@@ -1688,16 +1684,8 @@
         <w:rPr>
           <w:lang w:val="en-US"/>
         </w:rPr>
-        <w:t xml:space="preserve">static int count = </w:t>
-      </w:r>
-      <w:proofErr w:type="gramStart"/>
-      <w:r>
-        <w:rPr>
-          <w:lang w:val="en-US"/>
-        </w:rPr>
-        <w:t>0;</w:t>
-      </w:r>
-      <w:proofErr w:type="gramEnd"/>
+        <w:t>static int count = 0;</w:t>
+      </w:r>
     </w:p>
     <w:p>
       <w:pPr>
@@ -1844,9 +1832,15 @@
         <w:rPr>
           <w:lang w:val="en-US"/>
         </w:rPr>
-        <w:t>Student();</w:t>
+        <w:t>Student(</w:t>
       </w:r>
       <w:proofErr w:type="gramEnd"/>
+      <w:r>
+        <w:rPr>
+          <w:lang w:val="en-US"/>
+        </w:rPr>
+        <w:t>);</w:t>
+      </w:r>
     </w:p>
     <w:p>
       <w:pPr>
@@ -2006,16 +2000,8 @@
         <w:rPr>
           <w:lang w:val="en-US"/>
         </w:rPr>
-        <w:t xml:space="preserve">    int a = </w:t>
-      </w:r>
-      <w:proofErr w:type="gramStart"/>
-      <w:r>
-        <w:rPr>
-          <w:lang w:val="en-US"/>
-        </w:rPr>
-        <w:t>10;</w:t>
-      </w:r>
-      <w:proofErr w:type="gramEnd"/>
+        <w:t xml:space="preserve">    int a = 10;</w:t>
+      </w:r>
     </w:p>
     <w:p>
       <w:pPr>
@@ -2136,14 +2122,12 @@
         </w:rPr>
         <w:t xml:space="preserve">Where are String Literals </w:t>
       </w:r>
-      <w:proofErr w:type="gramStart"/>
-      <w:r>
-        <w:rPr>
-          <w:lang w:val="en-US"/>
-        </w:rPr>
-        <w:t>Stored ?</w:t>
-      </w:r>
-      <w:proofErr w:type="gramEnd"/>
+      <w:r>
+        <w:rPr>
+          <w:lang w:val="en-US"/>
+        </w:rPr>
+        <w:t>Stored?</w:t>
+      </w:r>
     </w:p>
     <w:p>
       <w:pPr>
@@ -2540,16 +2524,8 @@
         <w:rPr>
           <w:lang w:val="en-US"/>
         </w:rPr>
-        <w:t>(</w:t>
-      </w:r>
-      <w:proofErr w:type="gramStart"/>
-      <w:r>
-        <w:rPr>
-          <w:lang w:val="en-US"/>
-        </w:rPr>
-        <w:t>);</w:t>
-      </w:r>
-      <w:proofErr w:type="gramEnd"/>
+        <w:t>();</w:t>
+      </w:r>
     </w:p>
     <w:p>
       <w:r>
@@ -2700,129 +2676,142 @@
         <w:rPr>
           <w:lang w:val="en-US"/>
         </w:rPr>
-        <w:t xml:space="preserve">int sum = a + </w:t>
+        <w:t>int sum = a + b;</w:t>
+      </w:r>
+    </w:p>
+    <w:p>
+      <w:pPr>
+        <w:pStyle w:val="Heading3"/>
+        <w:rPr>
+          <w:lang w:val="en-US"/>
+        </w:rPr>
+      </w:pPr>
+      <w:r>
+        <w:rPr>
+          <w:lang w:val="en-US"/>
+        </w:rPr>
+        <w:t xml:space="preserve">Just-In-Time </w:t>
       </w:r>
       <w:proofErr w:type="gramStart"/>
       <w:r>
         <w:rPr>
           <w:lang w:val="en-US"/>
         </w:rPr>
-        <w:t>b;</w:t>
+        <w:t>Compiler(</w:t>
       </w:r>
       <w:proofErr w:type="gramEnd"/>
-    </w:p>
-    <w:p>
-      <w:pPr>
-        <w:pStyle w:val="Heading3"/>
-        <w:rPr>
-          <w:lang w:val="en-US"/>
-        </w:rPr>
-      </w:pPr>
-      <w:r>
-        <w:rPr>
-          <w:lang w:val="en-US"/>
-        </w:rPr>
-        <w:t xml:space="preserve">Just-In-Time </w:t>
+      <w:r>
+        <w:rPr>
+          <w:lang w:val="en-US"/>
+        </w:rPr>
+        <w:t>JIT)</w:t>
+      </w:r>
+    </w:p>
+    <w:p>
+      <w:pPr>
+        <w:rPr>
+          <w:lang w:val="en-US"/>
+        </w:rPr>
+      </w:pPr>
+      <w:r>
+        <w:rPr>
+          <w:lang w:val="en-US"/>
+        </w:rPr>
+        <w:t xml:space="preserve">Converts bytecode into </w:t>
+      </w:r>
+      <w:r>
+        <w:rPr>
+          <w:b/>
+          <w:bCs/>
+          <w:lang w:val="en-US"/>
+        </w:rPr>
+        <w:t>native machine code at runtime</w:t>
+      </w:r>
+      <w:r>
+        <w:rPr>
+          <w:lang w:val="en-US"/>
+        </w:rPr>
+        <w:t xml:space="preserve"> for faster execution</w:t>
+      </w:r>
+    </w:p>
+    <w:p>
+      <w:pPr>
+        <w:rPr>
+          <w:lang w:val="en-US"/>
+        </w:rPr>
+      </w:pPr>
+      <w:r>
+        <w:rPr>
+          <w:lang w:val="en-US"/>
+        </w:rPr>
+        <w:t>Takes time to compile.</w:t>
+      </w:r>
+    </w:p>
+    <w:p>
+      <w:pPr>
+        <w:rPr>
+          <w:lang w:val="en-US"/>
+        </w:rPr>
+      </w:pPr>
+      <w:r>
+        <w:rPr>
+          <w:lang w:val="en-US"/>
+        </w:rPr>
+        <w:t xml:space="preserve">JVM monitors </w:t>
+      </w:r>
+      <w:r>
+        <w:rPr>
+          <w:b/>
+          <w:bCs/>
+          <w:lang w:val="en-US"/>
+        </w:rPr>
+        <w:t>hotspots (frequently used code</w:t>
       </w:r>
       <w:proofErr w:type="gramStart"/>
       <w:r>
         <w:rPr>
-          <w:lang w:val="en-US"/>
-        </w:rPr>
-        <w:t>Compiler(</w:t>
+          <w:b/>
+          <w:bCs/>
+          <w:lang w:val="en-US"/>
+        </w:rPr>
+        <w:t>) ,</w:t>
       </w:r>
       <w:proofErr w:type="gramEnd"/>
       <w:r>
         <w:rPr>
-          <w:lang w:val="en-US"/>
-        </w:rPr>
-        <w:t>JIT)</w:t>
-      </w:r>
-    </w:p>
-    <w:p>
-      <w:pPr>
-        <w:rPr>
-          <w:lang w:val="en-US"/>
-        </w:rPr>
-      </w:pPr>
-      <w:r>
-        <w:rPr>
-          <w:lang w:val="en-US"/>
-        </w:rPr>
-        <w:t xml:space="preserve">Converts bytecode into </w:t>
-      </w:r>
-      <w:r>
-        <w:rPr>
-          <w:b/>
-          <w:bCs/>
-          <w:lang w:val="en-US"/>
-        </w:rPr>
-        <w:t>native machine code at runtime</w:t>
-      </w:r>
-      <w:r>
-        <w:rPr>
-          <w:lang w:val="en-US"/>
-        </w:rPr>
-        <w:t xml:space="preserve"> for faster execution</w:t>
-      </w:r>
-    </w:p>
-    <w:p>
-      <w:pPr>
-        <w:rPr>
-          <w:lang w:val="en-US"/>
-        </w:rPr>
-      </w:pPr>
-      <w:r>
-        <w:rPr>
-          <w:lang w:val="en-US"/>
-        </w:rPr>
-        <w:t>Takes time to compile.</w:t>
-      </w:r>
-    </w:p>
-    <w:p>
-      <w:pPr>
-        <w:rPr>
-          <w:lang w:val="en-US"/>
-        </w:rPr>
-      </w:pPr>
-      <w:r>
-        <w:rPr>
-          <w:lang w:val="en-US"/>
-        </w:rPr>
-        <w:t xml:space="preserve">JVM monitors </w:t>
-      </w:r>
-      <w:r>
-        <w:rPr>
-          <w:b/>
-          <w:bCs/>
-          <w:lang w:val="en-US"/>
-        </w:rPr>
-        <w:t>hotspots (frequently used code</w:t>
-      </w:r>
+          <w:b/>
+          <w:bCs/>
+          <w:lang w:val="en-US"/>
+        </w:rPr>
+        <w:t xml:space="preserve"> </w:t>
+      </w:r>
+      <w:r>
+        <w:rPr>
+          <w:lang w:val="en-US"/>
+        </w:rPr>
+        <w:t>so JIT can be used.</w:t>
+      </w:r>
+    </w:p>
+    <w:p>
+      <w:pPr>
+        <w:rPr>
+          <w:lang w:val="en-US"/>
+        </w:rPr>
+      </w:pPr>
       <w:proofErr w:type="gramStart"/>
       <w:r>
         <w:rPr>
-          <w:b/>
-          <w:bCs/>
-          <w:lang w:val="en-US"/>
-        </w:rPr>
-        <w:t>) ,</w:t>
+          <w:lang w:val="en-US"/>
+        </w:rPr>
+        <w:t>Example :</w:t>
       </w:r>
       <w:proofErr w:type="gramEnd"/>
       <w:r>
         <w:rPr>
-          <w:b/>
-          <w:bCs/>
           <w:lang w:val="en-US"/>
         </w:rPr>
         <w:t xml:space="preserve"> </w:t>
       </w:r>
-      <w:r>
-        <w:rPr>
-          <w:lang w:val="en-US"/>
-        </w:rPr>
-        <w:t>so JIT can be used.</w:t>
-      </w:r>
     </w:p>
     <w:p>
       <w:pPr>
@@ -2835,99 +2824,84 @@
         <w:rPr>
           <w:lang w:val="en-US"/>
         </w:rPr>
-        <w:t>Example :</w:t>
+        <w:t>for(</w:t>
       </w:r>
       <w:proofErr w:type="gramEnd"/>
       <w:r>
         <w:rPr>
           <w:lang w:val="en-US"/>
         </w:rPr>
-        <w:t xml:space="preserve"> </w:t>
-      </w:r>
-    </w:p>
-    <w:p>
-      <w:pPr>
-        <w:rPr>
-          <w:lang w:val="en-US"/>
-        </w:rPr>
-      </w:pPr>
+        <w:t xml:space="preserve">int </w:t>
+      </w:r>
+      <w:proofErr w:type="spellStart"/>
+      <w:r>
+        <w:rPr>
+          <w:lang w:val="en-US"/>
+        </w:rPr>
+        <w:t>i</w:t>
+      </w:r>
+      <w:proofErr w:type="spellEnd"/>
+      <w:r>
+        <w:rPr>
+          <w:lang w:val="en-US"/>
+        </w:rPr>
+        <w:t xml:space="preserve"> = 0; </w:t>
+      </w:r>
+      <w:proofErr w:type="spellStart"/>
+      <w:r>
+        <w:rPr>
+          <w:lang w:val="en-US"/>
+        </w:rPr>
+        <w:t>i</w:t>
+      </w:r>
+      <w:proofErr w:type="spellEnd"/>
+      <w:r>
+        <w:rPr>
+          <w:lang w:val="en-US"/>
+        </w:rPr>
+        <w:t xml:space="preserve"> &lt; 10000; </w:t>
+      </w:r>
+      <w:proofErr w:type="spellStart"/>
+      <w:r>
+        <w:rPr>
+          <w:lang w:val="en-US"/>
+        </w:rPr>
+        <w:t>i</w:t>
+      </w:r>
+      <w:proofErr w:type="spellEnd"/>
+      <w:r>
+        <w:rPr>
+          <w:lang w:val="en-US"/>
+        </w:rPr>
+        <w:t>++) {</w:t>
+      </w:r>
+    </w:p>
+    <w:p>
+      <w:pPr>
+        <w:rPr>
+          <w:lang w:val="en-US"/>
+        </w:rPr>
+      </w:pPr>
+      <w:r>
+        <w:rPr>
+          <w:lang w:val="en-US"/>
+        </w:rPr>
+        <w:t xml:space="preserve">    </w:t>
+      </w:r>
       <w:proofErr w:type="gramStart"/>
       <w:r>
         <w:rPr>
           <w:lang w:val="en-US"/>
         </w:rPr>
-        <w:t>for(</w:t>
+        <w:t>calculate(</w:t>
       </w:r>
       <w:proofErr w:type="gramEnd"/>
       <w:r>
         <w:rPr>
           <w:lang w:val="en-US"/>
         </w:rPr>
-        <w:t xml:space="preserve">int </w:t>
-      </w:r>
-      <w:proofErr w:type="spellStart"/>
-      <w:r>
-        <w:rPr>
-          <w:lang w:val="en-US"/>
-        </w:rPr>
-        <w:t>i</w:t>
-      </w:r>
-      <w:proofErr w:type="spellEnd"/>
-      <w:r>
-        <w:rPr>
-          <w:lang w:val="en-US"/>
-        </w:rPr>
-        <w:t xml:space="preserve"> = 0; </w:t>
-      </w:r>
-      <w:proofErr w:type="spellStart"/>
-      <w:r>
-        <w:rPr>
-          <w:lang w:val="en-US"/>
-        </w:rPr>
-        <w:t>i</w:t>
-      </w:r>
-      <w:proofErr w:type="spellEnd"/>
-      <w:r>
-        <w:rPr>
-          <w:lang w:val="en-US"/>
-        </w:rPr>
-        <w:t xml:space="preserve"> &lt; 10000; </w:t>
-      </w:r>
-      <w:proofErr w:type="spellStart"/>
-      <w:r>
-        <w:rPr>
-          <w:lang w:val="en-US"/>
-        </w:rPr>
-        <w:t>i</w:t>
-      </w:r>
-      <w:proofErr w:type="spellEnd"/>
-      <w:r>
-        <w:rPr>
-          <w:lang w:val="en-US"/>
-        </w:rPr>
-        <w:t>++) {</w:t>
-      </w:r>
-    </w:p>
-    <w:p>
-      <w:pPr>
-        <w:rPr>
-          <w:lang w:val="en-US"/>
-        </w:rPr>
-      </w:pPr>
-      <w:r>
-        <w:rPr>
-          <w:lang w:val="en-US"/>
-        </w:rPr>
-        <w:t xml:space="preserve">    </w:t>
-      </w:r>
-      <w:proofErr w:type="gramStart"/>
-      <w:r>
-        <w:rPr>
-          <w:lang w:val="en-US"/>
-        </w:rPr>
-        <w:t>calculate();</w:t>
-      </w:r>
-      <w:proofErr w:type="gramEnd"/>
+        <w:t>);</w:t>
+      </w:r>
     </w:p>
     <w:p>
       <w:pPr>
@@ -3446,19 +3420,7 @@
         <w:rPr>
           <w:lang w:val="en-US"/>
         </w:rPr>
-        <w:t xml:space="preserve">They survive multiple GC </w:t>
-      </w:r>
-      <w:r>
-        <w:rPr>
-          <w:lang w:val="en-US"/>
-        </w:rPr>
-        <w:t>cycles Aging</w:t>
-      </w:r>
-      <w:r>
-        <w:rPr>
-          <w:lang w:val="en-US"/>
-        </w:rPr>
-        <w:t xml:space="preserve"> (number of GC cycles survived)</w:t>
+        <w:t>They survive multiple GC cycles Aging (number of GC cycles survived)</w:t>
       </w:r>
     </w:p>
     <w:p>
@@ -3784,9 +3746,15 @@
         <w:rPr>
           <w:lang w:val="en-US"/>
         </w:rPr>
-        <w:t>Student();</w:t>
+        <w:t>Student(</w:t>
       </w:r>
       <w:proofErr w:type="gramEnd"/>
+      <w:r>
+        <w:rPr>
+          <w:lang w:val="en-US"/>
+        </w:rPr>
+        <w:t>);</w:t>
+      </w:r>
     </w:p>
     <w:p>
       <w:pPr>
@@ -4067,9 +4035,15 @@
         <w:rPr>
           <w:lang w:val="en-US"/>
         </w:rPr>
-        <w:t>Student();</w:t>
+        <w:t>Student(</w:t>
       </w:r>
       <w:proofErr w:type="gramEnd"/>
+      <w:r>
+        <w:rPr>
+          <w:lang w:val="en-US"/>
+        </w:rPr>
+        <w:t>);</w:t>
+      </w:r>
     </w:p>
     <w:p>
       <w:pPr>
@@ -4170,9 +4144,15 @@
         <w:rPr>
           <w:lang w:val="en-US"/>
         </w:rPr>
-        <w:t>Student();</w:t>
+        <w:t>Student(</w:t>
       </w:r>
       <w:proofErr w:type="gramEnd"/>
+      <w:r>
+        <w:rPr>
+          <w:lang w:val="en-US"/>
+        </w:rPr>
+        <w:t>);</w:t>
+      </w:r>
     </w:p>
     <w:p>
       <w:pPr>
@@ -4238,13 +4218,7 @@
         <w:rPr>
           <w:lang w:val="en-US"/>
         </w:rPr>
-        <w:t xml:space="preserve">What happens in a GC </w:t>
-      </w:r>
-      <w:r>
-        <w:rPr>
-          <w:lang w:val="en-US"/>
-        </w:rPr>
-        <w:t>Cycle?</w:t>
+        <w:t>What happens in a GC Cycle?</w:t>
       </w:r>
     </w:p>
     <w:p>
@@ -5867,19 +5841,7 @@
         <w:rPr>
           <w:lang w:val="en-US"/>
         </w:rPr>
-        <w:t xml:space="preserve">Why </w:t>
-      </w:r>
-      <w:r>
-        <w:rPr>
-          <w:lang w:val="en-US"/>
-        </w:rPr>
-        <w:t>cannot GC</w:t>
-      </w:r>
-      <w:r>
-        <w:rPr>
-          <w:lang w:val="en-US"/>
-        </w:rPr>
-        <w:t xml:space="preserve"> remove </w:t>
+        <w:t xml:space="preserve">Why cannot GC remove </w:t>
       </w:r>
       <w:r>
         <w:rPr>
@@ -6199,17 +6161,25 @@
           <w:rFonts w:ascii="Aptos" w:hAnsi="Aptos" w:cs="Calibri"/>
           <w:color w:val="242424"/>
         </w:rPr>
-        <w:t xml:space="preserve">    static int x = </w:t>
-      </w:r>
-      <w:proofErr w:type="gramStart"/>
-      <w:r>
+        <w:t xml:space="preserve">    static int x = 10;</w:t>
+      </w:r>
+    </w:p>
+    <w:p>
+      <w:pPr>
+        <w:pStyle w:val="NormalWeb"/>
+        <w:spacing w:before="0" w:beforeAutospacing="0" w:after="0" w:afterAutospacing="0"/>
         <w:rPr>
           <w:rFonts w:ascii="Aptos" w:hAnsi="Aptos" w:cs="Calibri"/>
           <w:color w:val="242424"/>
         </w:rPr>
-        <w:t>10;</w:t>
-      </w:r>
-      <w:proofErr w:type="gramEnd"/>
+      </w:pPr>
+      <w:r>
+        <w:rPr>
+          <w:rFonts w:ascii="Aptos" w:hAnsi="Aptos" w:cs="Calibri"/>
+          <w:color w:val="242424"/>
+        </w:rPr>
+        <w:t xml:space="preserve">    static String str = "hello";</w:t>
+      </w:r>
     </w:p>
     <w:p>
       <w:pPr>
@@ -6225,65 +6195,39 @@
           <w:rFonts w:ascii="Aptos" w:hAnsi="Aptos" w:cs="Calibri"/>
           <w:color w:val="242424"/>
         </w:rPr>
-        <w:t xml:space="preserve">    static String str = "hello</w:t>
-      </w:r>
-      <w:proofErr w:type="gramStart"/>
+        <w:t xml:space="preserve">    static User </w:t>
+      </w:r>
+      <w:proofErr w:type="spellStart"/>
       <w:r>
         <w:rPr>
           <w:rFonts w:ascii="Aptos" w:hAnsi="Aptos" w:cs="Calibri"/>
           <w:color w:val="242424"/>
         </w:rPr>
-        <w:t>";</w:t>
-      </w:r>
-      <w:proofErr w:type="gramEnd"/>
-    </w:p>
-    <w:p>
-      <w:pPr>
-        <w:pStyle w:val="NormalWeb"/>
-        <w:spacing w:before="0" w:beforeAutospacing="0" w:after="0" w:afterAutospacing="0"/>
+        <w:t>myUser</w:t>
+      </w:r>
+      <w:proofErr w:type="spellEnd"/>
+      <w:r>
         <w:rPr>
           <w:rFonts w:ascii="Aptos" w:hAnsi="Aptos" w:cs="Calibri"/>
           <w:color w:val="242424"/>
         </w:rPr>
-      </w:pPr>
+        <w:t xml:space="preserve"> = new </w:t>
+      </w:r>
+      <w:proofErr w:type="gramStart"/>
       <w:r>
         <w:rPr>
           <w:rFonts w:ascii="Aptos" w:hAnsi="Aptos" w:cs="Calibri"/>
           <w:color w:val="242424"/>
         </w:rPr>
-        <w:t xml:space="preserve">    static User </w:t>
-      </w:r>
-      <w:proofErr w:type="spellStart"/>
+        <w:t>User(</w:t>
+      </w:r>
+      <w:proofErr w:type="gramEnd"/>
       <w:r>
         <w:rPr>
           <w:rFonts w:ascii="Aptos" w:hAnsi="Aptos" w:cs="Calibri"/>
           <w:color w:val="242424"/>
         </w:rPr>
-        <w:t>myUser</w:t>
-      </w:r>
-      <w:proofErr w:type="spellEnd"/>
-      <w:r>
-        <w:rPr>
-          <w:rFonts w:ascii="Aptos" w:hAnsi="Aptos" w:cs="Calibri"/>
-          <w:color w:val="242424"/>
-        </w:rPr>
-        <w:t xml:space="preserve"> = new </w:t>
-      </w:r>
-      <w:proofErr w:type="gramStart"/>
-      <w:r>
-        <w:rPr>
-          <w:rFonts w:ascii="Aptos" w:hAnsi="Aptos" w:cs="Calibri"/>
-          <w:color w:val="242424"/>
-        </w:rPr>
-        <w:t>User();</w:t>
-      </w:r>
-      <w:proofErr w:type="gramEnd"/>
-      <w:r>
-        <w:rPr>
-          <w:rFonts w:ascii="Aptos" w:hAnsi="Aptos" w:cs="Calibri"/>
-          <w:color w:val="242424"/>
-        </w:rPr>
-        <w:t xml:space="preserve"> </w:t>
+        <w:t xml:space="preserve">); </w:t>
       </w:r>
     </w:p>
     <w:p>
@@ -7362,15 +7306,7 @@
           <w:bCs/>
           <w:lang w:val="en-US"/>
         </w:rPr>
-        <w:t xml:space="preserve">What do they </w:t>
-      </w:r>
-      <w:r>
-        <w:rPr>
-          <w:b/>
-          <w:bCs/>
-          <w:lang w:val="en-US"/>
-        </w:rPr>
-        <w:t>store?</w:t>
+        <w:t>What do they store?</w:t>
       </w:r>
     </w:p>
     <w:p>
@@ -8292,13 +8228,7 @@
         <w:rPr>
           <w:lang w:val="en-US"/>
         </w:rPr>
-        <w:t xml:space="preserve">How is Java Platform </w:t>
-      </w:r>
-      <w:r>
-        <w:rPr>
-          <w:lang w:val="en-US"/>
-        </w:rPr>
-        <w:t>Independent?</w:t>
+        <w:t>How is Java Platform Independent?</w:t>
       </w:r>
     </w:p>
     <w:p>
@@ -11572,44 +11502,44 @@
         <w:t>Why multiple inheritance is not supported in java?</w:t>
       </w:r>
     </w:p>
+    <w:p>
+      <w:r>
+        <w:t xml:space="preserve">Consider a scenario where A, B, and C are three classes. The C class inherits A and B classes. </w:t>
+      </w:r>
+    </w:p>
+    <w:p>
+      <w:r>
+        <w:t>If A and B classes have the same method and you call it from child class object, there will be ambiguity to call the method of A or B class.</w:t>
+      </w:r>
+    </w:p>
+    <w:p>
+      <w:r>
+        <w:t xml:space="preserve">Since compile-time errors are better than runtime errors, Java renders compile-time error if you inherit 2 classes. </w:t>
+      </w:r>
+    </w:p>
+    <w:p>
+      <w:r>
+        <w:t>So whether you have same method or different, there will be compile time error.</w:t>
+      </w:r>
+    </w:p>
     <w:p/>
     <w:p>
-      <w:r>
-        <w:t xml:space="preserve">Consider a scenario where A, B, and C are three classes. The C class inherits A and B classes. </w:t>
-      </w:r>
-    </w:p>
-    <w:p>
-      <w:r>
-        <w:t>If A and B classes have the same method and you call it from child class object, there will be ambiguity to call the method of A or B class.</w:t>
-      </w:r>
-    </w:p>
-    <w:p>
-      <w:r>
-        <w:t xml:space="preserve">Since compile-time errors are better than runtime errors, Java renders compile-time error if you inherit 2 classes. </w:t>
-      </w:r>
-    </w:p>
-    <w:p>
-      <w:r>
-        <w:t>So whether you have same method or different, there will be compile time error.</w:t>
+      <w:pPr>
+        <w:pStyle w:val="Heading2"/>
+      </w:pPr>
+      <w:r>
+        <w:t>Method Overloading</w:t>
+      </w:r>
+    </w:p>
+    <w:p>
+      <w:r>
+        <w:t>If a class has multiple methods having same name but different in parameters, it is known as Method Overloading.</w:t>
       </w:r>
     </w:p>
     <w:p/>
     <w:p>
-      <w:pPr>
-        <w:pStyle w:val="Heading2"/>
-      </w:pPr>
-      <w:r>
-        <w:t>Method Overloading</w:t>
-      </w:r>
-    </w:p>
-    <w:p>
-      <w:r>
-        <w:t>If a class has multiple methods having same name but different in parameters, it is known as Method Overloading.</w:t>
-      </w:r>
-    </w:p>
-    <w:p/>
-    <w:p>
-      <w:r>
+      <w:r>
+        <w:lastRenderedPageBreak/>
         <w:t xml:space="preserve">It </w:t>
       </w:r>
       <w:r>
@@ -12218,6 +12148,7 @@
           <w:rFonts w:ascii="Times New Roman" w:hAnsi="Times New Roman" w:cs="Times New Roman"/>
           <w:kern w:val="0"/>
         </w:rPr>
+        <w:lastRenderedPageBreak/>
         <w:t xml:space="preserve">    </w:t>
       </w:r>
       <w:r>
@@ -12998,7 +12929,6 @@
           <w:lang w:eastAsia="en-IN"/>
           <w14:ligatures w14:val="none"/>
         </w:rPr>
-        <w:lastRenderedPageBreak/>
         <w:t xml:space="preserve">class </w:t>
       </w:r>
       <w:r>
@@ -13062,7 +12992,22 @@
           <w:lang w:eastAsia="en-IN"/>
           <w14:ligatures w14:val="none"/>
         </w:rPr>
-        <w:t>// Static method in base class which will be hidden in subclass</w:t>
+        <w:t xml:space="preserve">// Static method in base class which will be hidden in </w:t>
+      </w:r>
+      <w:r>
+        <w:rPr>
+          <w:rFonts w:ascii="Source Code Pro" w:eastAsia="Times New Roman" w:hAnsi="Source Code Pro" w:cs="Times New Roman"/>
+          <w:i/>
+          <w:iCs/>
+          <w:color w:val="8C8C8C"/>
+          <w:kern w:val="0"/>
+          <w:sz w:val="21"/>
+          <w:szCs w:val="21"/>
+          <w:lang w:eastAsia="en-IN"/>
+          <w14:ligatures w14:val="none"/>
+        </w:rPr>
+        <w:lastRenderedPageBreak/>
+        <w:t>subclass</w:t>
       </w:r>
       <w:r>
         <w:rPr>
@@ -22014,6 +21959,7 @@
   <w:style w:type="character" w:default="1" w:styleId="DefaultParagraphFont">
     <w:name w:val="Default Paragraph Font"/>
     <w:uiPriority w:val="1"/>
+    <w:semiHidden/>
     <w:unhideWhenUsed/>
   </w:style>
   <w:style w:type="table" w:default="1" w:styleId="TableNormal">
